--- a/docs/PE_AT_A_GLANCE_EN_ES.docx
+++ b/docs/PE_AT_A_GLANCE_EN_ES.docx
@@ -804,7 +804,7 @@
           <w:b w:val="0"/>
           <w:i w:val="0"/>
         </w:rPr>
-        <w:t>One class a week means one absence is a whole week. Make-up work is in Google Classroom, and the skill check can be redone the next time we meet. Email me or ask during office hours: Mondays, Wednesdays, and Thursdays, 3:15 to 3:45 in the Commons.</w:t>
+        <w:t>One class a week means one absence is a whole week. Make-up work is in Google Classroom, and the skill check can be redone the next time we meet. Email me anytime, or come to office hours on Tuesdays, 8:00 to 8:30 AM, before school.</w:t>
       </w:r>
     </w:p>
     <w:p>
@@ -1618,7 +1618,7 @@
           <w:b w:val="0"/>
           <w:i w:val="0"/>
         </w:rPr>
-        <w:t>Como la clase es una vez por semana, una falta es una semana completa. El trabajo de recuperación está en Google Classroom, y la evaluación de destrezas se puede repetir la próxima vez que nos veamos. Escríbanme o vengan en horas de oficina: lunes, miércoles y jueves, de 3:15 a 3:45 en el Commons.</w:t>
+        <w:t>Como la clase es una vez por semana, una falta es una semana completa. El trabajo de recuperación está en Google Classroom, y la evaluación de destrezas se puede repetir la próxima vez que nos veamos. Escríbanme cuando quieran, o vengan en horas de oficina los martes de 8:00 a 8:30 AM, antes de clases.</w:t>
       </w:r>
     </w:p>
     <w:p>

--- a/docs/PE_AT_A_GLANCE_EN_ES.docx
+++ b/docs/PE_AT_A_GLANCE_EN_ES.docx
@@ -27,7 +27,7 @@
           <w:b w:val="0"/>
           <w:i w:val="0"/>
         </w:rPr>
-        <w:t>Mr. English | Room 006, basement weight room | zacharyjenglish@gmail.com | 2026-27</w:t>
+        <w:t>Mr. English | Room 006, basement weight room | zenglish@bostonpublicschools.org | 2026-27</w:t>
       </w:r>
     </w:p>
     <w:p>
@@ -45,18 +45,8 @@
           <w:b w:val="0"/>
           <w:i w:val="0"/>
         </w:rPr>
-        <w:t>PE meets once a week for 45 minutes. It is not about being the fastest or the strongest. It is about learning to take care of your body for life. Every class, students spend the first half with me learning the unit's activity, and the second half choosing a space: the weight room, the bikes, the laptops for a health lesson, or more practice.</w:t>
+        <w:t xml:space="preserve">PE meets once a week for one semester, about 18 classes, in 60 or 75 minute blocks. It is about learning to take care of your body for life. Our norms: </w:t>
       </w:r>
-    </w:p>
-    <w:p>
-      <w:pPr>
-        <w:pStyle w:val="Heading1"/>
-      </w:pPr>
-      <w:r>
-        <w:t>The three norms</w:t>
-      </w:r>
-    </w:p>
-    <w:p>
       <w:r>
         <w:rPr>
           <w:rFonts w:ascii="Arial" w:hAnsi="Arial"/>
@@ -71,7 +61,23 @@
           <w:b w:val="0"/>
           <w:i w:val="0"/>
         </w:rPr>
-        <w:t xml:space="preserve"> Students write the community agreement in the first weeks and sign it.</w:t>
+        <w:t xml:space="preserve"> Every class, students first learn the unit's activity with me. Then they rotate through stations: the weight room, the bikes and rower, and the </w:t>
+      </w:r>
+      <w:r>
+        <w:rPr>
+          <w:rFonts w:ascii="Arial" w:hAnsi="Arial"/>
+          <w:b/>
+          <w:i w:val="0"/>
+        </w:rPr>
+        <w:t>Health Station</w:t>
+      </w:r>
+      <w:r>
+        <w:rPr>
+          <w:rFonts w:ascii="Arial" w:hAnsi="Arial"/>
+          <w:b w:val="0"/>
+          <w:i w:val="0"/>
+        </w:rPr>
+        <w:t>.</w:t>
       </w:r>
     </w:p>
     <w:p>
@@ -79,7 +85,25 @@
         <w:pStyle w:val="Heading1"/>
       </w:pPr>
       <w:r>
-        <w:t>The year</w:t>
+        <w:t>Health every class</w:t>
+      </w:r>
+    </w:p>
+    <w:p>
+      <w:r>
+        <w:rPr>
+          <w:rFonts w:ascii="Arial" w:hAnsi="Arial"/>
+          <w:b w:val="0"/>
+          <w:i w:val="0"/>
+        </w:rPr>
+        <w:t>Every student goes to the Health Station every class. Health lessons happen there through Nearpod, EVERFI, self-guided lessons, and projects that build toward each unit's capstone. Topics include nutrition, sleep, stress, heart health, and checking health claims.</w:t>
+      </w:r>
+    </w:p>
+    <w:p>
+      <w:pPr>
+        <w:pStyle w:val="Heading1"/>
+      </w:pPr>
+      <w:r>
+        <w:t>The semester</w:t>
       </w:r>
     </w:p>
     <w:tbl>
@@ -112,9 +136,9 @@
                 <w:b/>
                 <w:i w:val="0"/>
                 <w:color w:val="FFFFFF"/>
-                <w:sz w:val="19"/>
+                <w:sz w:val="18"/>
               </w:rPr>
-              <w:t>When</w:t>
+              <w:t>Classes</w:t>
             </w:r>
           </w:p>
         </w:tc>
@@ -133,7 +157,7 @@
                 <w:b/>
                 <w:i w:val="0"/>
                 <w:color w:val="FFFFFF"/>
-                <w:sz w:val="19"/>
+                <w:sz w:val="18"/>
               </w:rPr>
               <w:t>Unit</w:t>
             </w:r>
@@ -154,9 +178,9 @@
                 <w:b/>
                 <w:i w:val="0"/>
                 <w:color w:val="FFFFFF"/>
-                <w:sz w:val="19"/>
+                <w:sz w:val="18"/>
               </w:rPr>
-              <w:t>Project due</w:t>
+              <w:t>Capstone project</w:t>
             </w:r>
           </w:p>
         </w:tc>
@@ -175,9 +199,9 @@
                 <w:rFonts w:ascii="Arial" w:hAnsi="Arial"/>
                 <w:b w:val="0"/>
                 <w:i w:val="0"/>
-                <w:sz w:val="19"/>
+                <w:sz w:val="18"/>
               </w:rPr>
-              <w:t>Sept to Oct</w:t>
+              <w:t>1 to 5</w:t>
             </w:r>
           </w:p>
         </w:tc>
@@ -194,9 +218,9 @@
                 <w:rFonts w:ascii="Arial" w:hAnsi="Arial"/>
                 <w:b w:val="0"/>
                 <w:i w:val="0"/>
-                <w:sz w:val="19"/>
+                <w:sz w:val="18"/>
               </w:rPr>
-              <w:t>Foundations: norms, stations, community</w:t>
+              <w:t>Foundations: norms, spaces, safety check-off</w:t>
             </w:r>
           </w:p>
         </w:tc>
@@ -226,9 +250,9 @@
                 <w:rFonts w:ascii="Arial" w:hAnsi="Arial"/>
                 <w:b w:val="0"/>
                 <w:i w:val="0"/>
-                <w:sz w:val="19"/>
+                <w:sz w:val="18"/>
               </w:rPr>
-              <w:t>Oct to Nov</w:t>
+              <w:t>6 to 8</w:t>
             </w:r>
           </w:p>
         </w:tc>
@@ -246,9 +270,9 @@
                 <w:rFonts w:ascii="Arial" w:hAnsi="Arial"/>
                 <w:b w:val="0"/>
                 <w:i w:val="0"/>
-                <w:sz w:val="19"/>
+                <w:sz w:val="18"/>
               </w:rPr>
-              <w:t>Fitness planning and walking on Boston Common</w:t>
+              <w:t>Fitness planning: baseline and goal</w:t>
             </w:r>
           </w:p>
         </w:tc>
@@ -266,9 +290,9 @@
                 <w:rFonts w:ascii="Arial" w:hAnsi="Arial"/>
                 <w:b w:val="0"/>
                 <w:i w:val="0"/>
-                <w:sz w:val="19"/>
+                <w:sz w:val="18"/>
               </w:rPr>
-              <w:t>My Baseline and My Goal, Nov 6</w:t>
+              <w:t>My Baseline and My Goal</w:t>
             </w:r>
           </w:p>
         </w:tc>
@@ -287,9 +311,9 @@
                 <w:rFonts w:ascii="Arial" w:hAnsi="Arial"/>
                 <w:b w:val="0"/>
                 <w:i w:val="0"/>
-                <w:sz w:val="19"/>
+                <w:sz w:val="18"/>
               </w:rPr>
-              <w:t>Nov to Dec</w:t>
+              <w:t>9 to 12</w:t>
             </w:r>
           </w:p>
         </w:tc>
@@ -306,9 +330,9 @@
                 <w:rFonts w:ascii="Arial" w:hAnsi="Arial"/>
                 <w:b w:val="0"/>
                 <w:i w:val="0"/>
-                <w:sz w:val="19"/>
+                <w:sz w:val="18"/>
               </w:rPr>
-              <w:t>Soccer and futsal</w:t>
+              <w:t>Strength and power</w:t>
             </w:r>
           </w:p>
         </w:tc>
@@ -320,6 +344,15 @@
             <w:pPr>
               <w:spacing w:after="40"/>
             </w:pPr>
+            <w:r>
+              <w:rPr>
+                <w:rFonts w:ascii="Arial" w:hAnsi="Arial"/>
+                <w:b w:val="0"/>
+                <w:i w:val="0"/>
+                <w:sz w:val="18"/>
+              </w:rPr>
+              <w:t>My Training Program</w:t>
+            </w:r>
           </w:p>
         </w:tc>
       </w:tr>
@@ -338,9 +371,9 @@
                 <w:rFonts w:ascii="Arial" w:hAnsi="Arial"/>
                 <w:b w:val="0"/>
                 <w:i w:val="0"/>
-                <w:sz w:val="19"/>
+                <w:sz w:val="18"/>
               </w:rPr>
-              <w:t>Dec to Jan</w:t>
+              <w:t>13 to 15</w:t>
             </w:r>
           </w:p>
         </w:tc>
@@ -358,233 +391,9 @@
                 <w:rFonts w:ascii="Arial" w:hAnsi="Arial"/>
                 <w:b w:val="0"/>
                 <w:i w:val="0"/>
-                <w:sz w:val="19"/>
+                <w:sz w:val="18"/>
               </w:rPr>
-              <w:t>Strength and power</w:t>
-            </w:r>
-          </w:p>
-        </w:tc>
-        <w:tc>
-          <w:tcPr>
-            <w:tcW w:type="dxa" w:w="3456"/>
-            <w:shd w:val="clear" w:fill="E8F5E9"/>
-          </w:tcPr>
-          <w:p>
-            <w:pPr>
-              <w:spacing w:after="40"/>
-            </w:pPr>
-            <w:r>
-              <w:rPr>
-                <w:rFonts w:ascii="Arial" w:hAnsi="Arial"/>
-                <w:b w:val="0"/>
-                <w:i w:val="0"/>
-                <w:sz w:val="19"/>
-              </w:rPr>
-              <w:t>My 4-Week Training Program, Jan 22</w:t>
-            </w:r>
-          </w:p>
-        </w:tc>
-      </w:tr>
-      <w:tr>
-        <w:tc>
-          <w:tcPr>
-            <w:tcW w:type="dxa" w:w="1584"/>
-          </w:tcPr>
-          <w:p>
-            <w:pPr>
-              <w:spacing w:after="40"/>
-            </w:pPr>
-            <w:r>
-              <w:rPr>
-                <w:rFonts w:ascii="Arial" w:hAnsi="Arial"/>
-                <w:b w:val="0"/>
-                <w:i w:val="0"/>
-                <w:sz w:val="19"/>
-              </w:rPr>
-              <w:t>Jan to Feb</w:t>
-            </w:r>
-          </w:p>
-        </w:tc>
-        <w:tc>
-          <w:tcPr>
-            <w:tcW w:type="dxa" w:w="4320"/>
-          </w:tcPr>
-          <w:p>
-            <w:pPr>
-              <w:spacing w:after="40"/>
-            </w:pPr>
-            <w:r>
-              <w:rPr>
-                <w:rFonts w:ascii="Arial" w:hAnsi="Arial"/>
-                <w:b w:val="0"/>
-                <w:i w:val="0"/>
-                <w:sz w:val="19"/>
-              </w:rPr>
-              <w:t>Badminton and target games</w:t>
-            </w:r>
-          </w:p>
-        </w:tc>
-        <w:tc>
-          <w:tcPr>
-            <w:tcW w:type="dxa" w:w="3456"/>
-          </w:tcPr>
-          <w:p>
-            <w:pPr>
-              <w:spacing w:after="40"/>
-            </w:pPr>
-          </w:p>
-        </w:tc>
-      </w:tr>
-      <w:tr>
-        <w:tc>
-          <w:tcPr>
-            <w:tcW w:type="dxa" w:w="1584"/>
-            <w:shd w:val="clear" w:fill="E8F5E9"/>
-          </w:tcPr>
-          <w:p>
-            <w:pPr>
-              <w:spacing w:after="40"/>
-            </w:pPr>
-            <w:r>
-              <w:rPr>
-                <w:rFonts w:ascii="Arial" w:hAnsi="Arial"/>
-                <w:b w:val="0"/>
-                <w:i w:val="0"/>
-                <w:sz w:val="19"/>
-              </w:rPr>
-              <w:t>Mar to Apr</w:t>
-            </w:r>
-          </w:p>
-        </w:tc>
-        <w:tc>
-          <w:tcPr>
-            <w:tcW w:type="dxa" w:w="4320"/>
-            <w:shd w:val="clear" w:fill="E8F5E9"/>
-          </w:tcPr>
-          <w:p>
-            <w:pPr>
-              <w:spacing w:after="40"/>
-            </w:pPr>
-            <w:r>
-              <w:rPr>
-                <w:rFonts w:ascii="Arial" w:hAnsi="Arial"/>
-                <w:b w:val="0"/>
-                <w:i w:val="0"/>
-                <w:sz w:val="19"/>
-              </w:rPr>
-              <w:t>Yoga, mobility, and mindfulness</w:t>
-            </w:r>
-          </w:p>
-        </w:tc>
-        <w:tc>
-          <w:tcPr>
-            <w:tcW w:type="dxa" w:w="3456"/>
-            <w:shd w:val="clear" w:fill="E8F5E9"/>
-          </w:tcPr>
-          <w:p>
-            <w:pPr>
-              <w:spacing w:after="40"/>
-            </w:pPr>
-            <w:r>
-              <w:rPr>
-                <w:rFonts w:ascii="Arial" w:hAnsi="Arial"/>
-                <w:b w:val="0"/>
-                <w:i w:val="0"/>
-                <w:sz w:val="19"/>
-              </w:rPr>
-              <w:t>My Stress Toolkit, Apr 2</w:t>
-            </w:r>
-          </w:p>
-        </w:tc>
-      </w:tr>
-      <w:tr>
-        <w:tc>
-          <w:tcPr>
-            <w:tcW w:type="dxa" w:w="1584"/>
-          </w:tcPr>
-          <w:p>
-            <w:pPr>
-              <w:spacing w:after="40"/>
-            </w:pPr>
-            <w:r>
-              <w:rPr>
-                <w:rFonts w:ascii="Arial" w:hAnsi="Arial"/>
-                <w:b w:val="0"/>
-                <w:i w:val="0"/>
-                <w:sz w:val="19"/>
-              </w:rPr>
-              <w:t>Apr</w:t>
-            </w:r>
-          </w:p>
-        </w:tc>
-        <w:tc>
-          <w:tcPr>
-            <w:tcW w:type="dxa" w:w="4320"/>
-          </w:tcPr>
-          <w:p>
-            <w:pPr>
-              <w:spacing w:after="40"/>
-            </w:pPr>
-            <w:r>
-              <w:rPr>
-                <w:rFonts w:ascii="Arial" w:hAnsi="Arial"/>
-                <w:b w:val="0"/>
-                <w:i w:val="0"/>
-                <w:sz w:val="19"/>
-              </w:rPr>
-              <w:t>Dance and creative movement</w:t>
-            </w:r>
-          </w:p>
-        </w:tc>
-        <w:tc>
-          <w:tcPr>
-            <w:tcW w:type="dxa" w:w="3456"/>
-          </w:tcPr>
-          <w:p>
-            <w:pPr>
-              <w:spacing w:after="40"/>
-            </w:pPr>
-          </w:p>
-        </w:tc>
-      </w:tr>
-      <w:tr>
-        <w:tc>
-          <w:tcPr>
-            <w:tcW w:type="dxa" w:w="1584"/>
-            <w:shd w:val="clear" w:fill="E8F5E9"/>
-          </w:tcPr>
-          <w:p>
-            <w:pPr>
-              <w:spacing w:after="40"/>
-            </w:pPr>
-            <w:r>
-              <w:rPr>
-                <w:rFonts w:ascii="Arial" w:hAnsi="Arial"/>
-                <w:b w:val="0"/>
-                <w:i w:val="0"/>
-                <w:sz w:val="19"/>
-              </w:rPr>
-              <w:t>May</w:t>
-            </w:r>
-          </w:p>
-        </w:tc>
-        <w:tc>
-          <w:tcPr>
-            <w:tcW w:type="dxa" w:w="4320"/>
-            <w:shd w:val="clear" w:fill="E8F5E9"/>
-          </w:tcPr>
-          <w:p>
-            <w:pPr>
-              <w:spacing w:after="40"/>
-            </w:pPr>
-            <w:r>
-              <w:rPr>
-                <w:rFonts w:ascii="Arial" w:hAnsi="Arial"/>
-                <w:b w:val="0"/>
-                <w:i w:val="0"/>
-                <w:sz w:val="19"/>
-              </w:rPr>
-              <w:t>Basketball</w:t>
+              <w:t>Lifetime games</w:t>
             </w:r>
           </w:p>
         </w:tc>
@@ -614,9 +423,9 @@
                 <w:rFonts w:ascii="Arial" w:hAnsi="Arial"/>
                 <w:b w:val="0"/>
                 <w:i w:val="0"/>
-                <w:sz w:val="19"/>
+                <w:sz w:val="18"/>
               </w:rPr>
-              <w:t>June</w:t>
+              <w:t>16 to 17</w:t>
             </w:r>
           </w:p>
         </w:tc>
@@ -633,9 +442,9 @@
                 <w:rFonts w:ascii="Arial" w:hAnsi="Arial"/>
                 <w:b w:val="0"/>
                 <w:i w:val="0"/>
-                <w:sz w:val="19"/>
+                <w:sz w:val="18"/>
               </w:rPr>
-              <w:t>Student choice and capstone</w:t>
+              <w:t>Stress and recovery: yoga, breathing, sleep</w:t>
             </w:r>
           </w:p>
         </w:tc>
@@ -652,9 +461,71 @@
                 <w:rFonts w:ascii="Arial" w:hAnsi="Arial"/>
                 <w:b w:val="0"/>
                 <w:i w:val="0"/>
-                <w:sz w:val="19"/>
+                <w:sz w:val="18"/>
               </w:rPr>
-              <w:t>My Lifelong Activity Plan, June 18</w:t>
+              <w:t>My Stress Toolkit</w:t>
+            </w:r>
+          </w:p>
+        </w:tc>
+      </w:tr>
+      <w:tr>
+        <w:tc>
+          <w:tcPr>
+            <w:tcW w:type="dxa" w:w="1584"/>
+            <w:shd w:val="clear" w:fill="E8F5E9"/>
+          </w:tcPr>
+          <w:p>
+            <w:pPr>
+              <w:spacing w:after="40"/>
+            </w:pPr>
+            <w:r>
+              <w:rPr>
+                <w:rFonts w:ascii="Arial" w:hAnsi="Arial"/>
+                <w:b w:val="0"/>
+                <w:i w:val="0"/>
+                <w:sz w:val="18"/>
+              </w:rPr>
+              <w:t>18</w:t>
+            </w:r>
+          </w:p>
+        </w:tc>
+        <w:tc>
+          <w:tcPr>
+            <w:tcW w:type="dxa" w:w="4320"/>
+            <w:shd w:val="clear" w:fill="E8F5E9"/>
+          </w:tcPr>
+          <w:p>
+            <w:pPr>
+              <w:spacing w:after="40"/>
+            </w:pPr>
+            <w:r>
+              <w:rPr>
+                <w:rFonts w:ascii="Arial" w:hAnsi="Arial"/>
+                <w:b w:val="0"/>
+                <w:i w:val="0"/>
+                <w:sz w:val="18"/>
+              </w:rPr>
+              <w:t>Capstone: retest and compare</w:t>
+            </w:r>
+          </w:p>
+        </w:tc>
+        <w:tc>
+          <w:tcPr>
+            <w:tcW w:type="dxa" w:w="3456"/>
+            <w:shd w:val="clear" w:fill="E8F5E9"/>
+          </w:tcPr>
+          <w:p>
+            <w:pPr>
+              <w:spacing w:after="40"/>
+            </w:pPr>
+            <w:r>
+              <w:rPr>
+                <w:rFonts w:ascii="Arial" w:hAnsi="Arial"/>
+                <w:b w:val="0"/>
+                <w:i w:val="0"/>
+                <w:sz w:val="18"/>
+              </w:rPr>
+              <w:t>My Lifelong Activity Plan</w:t>
             </w:r>
           </w:p>
         </w:tc>
@@ -686,7 +557,7 @@
           <w:b w:val="0"/>
           <w:i w:val="0"/>
         </w:rPr>
-        <w:t xml:space="preserve">Four parts, each with one piece of evidence per unit: </w:t>
+        <w:t xml:space="preserve">Four parts: </w:t>
       </w:r>
       <w:r>
         <w:rPr>
@@ -718,7 +589,7 @@
           <w:b w:val="0"/>
           <w:i w:val="0"/>
         </w:rPr>
-        <w:t xml:space="preserve">, </w:t>
+        <w:t xml:space="preserve"> (Health Station work), </w:t>
       </w:r>
       <w:r>
         <w:rPr>
@@ -750,7 +621,7 @@
           <w:b w:val="0"/>
           <w:i w:val="0"/>
         </w:rPr>
-        <w:t>. Scores are 1 to 4. Any 1 or 2 can be redone after practice, and the new score replaces the old one. Being late, what you wear, and behavior are handled separately and do not lower the grade.</w:t>
+        <w:t>. Scores are 1 to 4. The Fitness Goal grade is about planning and tracking, not how much a student improves. Any 1 or 2 can be redone after practice, and the new score replaces the old one. Being late, what you wear, and behavior do not lower the grade.</w:t>
       </w:r>
     </w:p>
     <w:p>
@@ -768,7 +639,7 @@
           <w:b w:val="0"/>
           <w:i w:val="0"/>
         </w:rPr>
-        <w:t>Sneakers that tie, clothes you can move in, a water bottle. Some units go outside in cold weather: bring layers. No food in the gym or weight room. Phones stay away except for music on a bike.</w:t>
+        <w:t>Sneakers that tie, clothes you can move in, a water bottle, and a layer for cold days outside. We stay on school grounds; any walk in the neighborhood needs a signed permission slip first. No food in the gym or weight room.</w:t>
       </w:r>
     </w:p>
     <w:p>
@@ -786,7 +657,7 @@
           <w:b w:val="0"/>
           <w:i w:val="0"/>
         </w:rPr>
-        <w:t>Tell me before class starts. A note from a nurse or doctor covers longer periods. Students who cannot move that day still learn: they can coach, keep score, do the laptop lesson, or write the reflection.</w:t>
+        <w:t>Tell me before class starts. A note from the nurse or a doctor covers longer periods. Students who cannot move that day still learn: they coach, keep score, work at the Health Station, or write the reflection.</w:t>
       </w:r>
     </w:p>
     <w:p>
@@ -804,25 +675,7 @@
           <w:b w:val="0"/>
           <w:i w:val="0"/>
         </w:rPr>
-        <w:t>One class a week means one absence is a whole week. Make-up work is in Google Classroom, and the skill check can be redone the next time we meet. Email me anytime, or come to office hours on Tuesdays, 8:00 to 8:30 AM, before school.</w:t>
-      </w:r>
-    </w:p>
-    <w:p>
-      <w:pPr>
-        <w:pStyle w:val="Heading1"/>
-      </w:pPr>
-      <w:r>
-        <w:t>Questions</w:t>
-      </w:r>
-    </w:p>
-    <w:p>
-      <w:r>
-        <w:rPr>
-          <w:rFonts w:ascii="Arial" w:hAnsi="Arial"/>
-          <w:b w:val="0"/>
-          <w:i w:val="0"/>
-        </w:rPr>
-        <w:t>Email me at zacharyjenglish@gmail.com. I answer within one school day.</w:t>
+        <w:t>One class a week means one absence is a whole week. Make-up work is in Google Classroom. A missed skill check can be redone at the start of the next class or at office hours: Tuesdays, 8:00 to 8:30 AM, before school. Questions? Email me in any language. I answer within one school day.</w:t>
       </w:r>
     </w:p>
     <w:p>
@@ -841,7 +694,7 @@
           <w:b w:val="0"/>
           <w:i w:val="0"/>
         </w:rPr>
-        <w:t>Sr. English | Salón 006, sala de pesas del sótano | zacharyjenglish@gmail.com | 2026-27</w:t>
+        <w:t>Sr. English | Salón 006, sala de pesas del sótano | zenglish@bostonpublicschools.org | 2026-27</w:t>
       </w:r>
     </w:p>
     <w:p>
@@ -859,18 +712,8 @@
           <w:b w:val="0"/>
           <w:i w:val="0"/>
         </w:rPr>
-        <w:t>La clase es una vez por semana, 45 minutos. No se trata de ser el más rápido ni el más fuerte. Se trata de aprender a cuidar el cuerpo para toda la vida. En cada clase, la primera mitad es conmigo aprendiendo la actividad de la unidad, y en la segunda mitad cada estudiante elige un espacio: la sala de pesas, las bicicletas, las computadoras para una lección de salud, o más práctica.</w:t>
+        <w:t xml:space="preserve">La clase es una vez por semana durante un semestre, unas 18 clases, de 60 o 75 minutos. Se trata de aprender a cuidar el cuerpo para toda la vida. Nuestras normas: </w:t>
       </w:r>
-    </w:p>
-    <w:p>
-      <w:pPr>
-        <w:pStyle w:val="Heading1"/>
-      </w:pPr>
-      <w:r>
-        <w:t>Las tres normas</w:t>
-      </w:r>
-    </w:p>
-    <w:p>
       <w:r>
         <w:rPr>
           <w:rFonts w:ascii="Arial" w:hAnsi="Arial"/>
@@ -885,7 +728,23 @@
           <w:b w:val="0"/>
           <w:i w:val="0"/>
         </w:rPr>
-        <w:t xml:space="preserve"> Los estudiantes escriben y firman el acuerdo de la comunidad en las primeras semanas.</w:t>
+        <w:t xml:space="preserve"> En cada clase, los estudiantes primero aprenden conmigo la actividad de la unidad. Después rotan por estaciones: la sala de pesas, las bicicletas y la máquina de remo, y la </w:t>
+      </w:r>
+      <w:r>
+        <w:rPr>
+          <w:rFonts w:ascii="Arial" w:hAnsi="Arial"/>
+          <w:b/>
+          <w:i w:val="0"/>
+        </w:rPr>
+        <w:t>Estación de Salud</w:t>
+      </w:r>
+      <w:r>
+        <w:rPr>
+          <w:rFonts w:ascii="Arial" w:hAnsi="Arial"/>
+          <w:b w:val="0"/>
+          <w:i w:val="0"/>
+        </w:rPr>
+        <w:t>.</w:t>
       </w:r>
     </w:p>
     <w:p>
@@ -893,7 +752,25 @@
         <w:pStyle w:val="Heading1"/>
       </w:pPr>
       <w:r>
-        <w:t>El año</w:t>
+        <w:t>Salud en cada clase</w:t>
+      </w:r>
+    </w:p>
+    <w:p>
+      <w:r>
+        <w:rPr>
+          <w:rFonts w:ascii="Arial" w:hAnsi="Arial"/>
+          <w:b w:val="0"/>
+          <w:i w:val="0"/>
+        </w:rPr>
+        <w:t>Todos los estudiantes pasan por la Estación de Salud en cada clase. Allí aprenden salud con Nearpod, EVERFI, lecciones a su propio ritmo y proyectos que preparan el proyecto final de cada unidad. Los temas incluyen nutrición, sueño, estrés, salud del corazón y cómo comprobar lo que dicen los anuncios de salud.</w:t>
+      </w:r>
+    </w:p>
+    <w:p>
+      <w:pPr>
+        <w:pStyle w:val="Heading1"/>
+      </w:pPr>
+      <w:r>
+        <w:t>El semestre</w:t>
       </w:r>
     </w:p>
     <w:tbl>
@@ -926,9 +803,9 @@
                 <w:b/>
                 <w:i w:val="0"/>
                 <w:color w:val="FFFFFF"/>
-                <w:sz w:val="19"/>
+                <w:sz w:val="18"/>
               </w:rPr>
-              <w:t>Cuándo</w:t>
+              <w:t>Clases</w:t>
             </w:r>
           </w:p>
         </w:tc>
@@ -947,7 +824,7 @@
                 <w:b/>
                 <w:i w:val="0"/>
                 <w:color w:val="FFFFFF"/>
-                <w:sz w:val="19"/>
+                <w:sz w:val="18"/>
               </w:rPr>
               <w:t>Unidad</w:t>
             </w:r>
@@ -968,9 +845,9 @@
                 <w:b/>
                 <w:i w:val="0"/>
                 <w:color w:val="FFFFFF"/>
-                <w:sz w:val="19"/>
+                <w:sz w:val="18"/>
               </w:rPr>
-              <w:t>Proyecto</w:t>
+              <w:t>Proyecto final</w:t>
             </w:r>
           </w:p>
         </w:tc>
@@ -989,9 +866,9 @@
                 <w:rFonts w:ascii="Arial" w:hAnsi="Arial"/>
                 <w:b w:val="0"/>
                 <w:i w:val="0"/>
-                <w:sz w:val="19"/>
+                <w:sz w:val="18"/>
               </w:rPr>
-              <w:t>Sept a oct</w:t>
+              <w:t>1 a 5</w:t>
             </w:r>
           </w:p>
         </w:tc>
@@ -1008,9 +885,9 @@
                 <w:rFonts w:ascii="Arial" w:hAnsi="Arial"/>
                 <w:b w:val="0"/>
                 <w:i w:val="0"/>
-                <w:sz w:val="19"/>
+                <w:sz w:val="18"/>
               </w:rPr>
-              <w:t>Fundamentos: normas, estaciones, comunidad</w:t>
+              <w:t>Fundamentos: normas, espacios, prueba de seguridad</w:t>
             </w:r>
           </w:p>
         </w:tc>
@@ -1040,9 +917,9 @@
                 <w:rFonts w:ascii="Arial" w:hAnsi="Arial"/>
                 <w:b w:val="0"/>
                 <w:i w:val="0"/>
-                <w:sz w:val="19"/>
+                <w:sz w:val="18"/>
               </w:rPr>
-              <w:t>Oct a nov</w:t>
+              <w:t>6 a 8</w:t>
             </w:r>
           </w:p>
         </w:tc>
@@ -1060,9 +937,9 @@
                 <w:rFonts w:ascii="Arial" w:hAnsi="Arial"/>
                 <w:b w:val="0"/>
                 <w:i w:val="0"/>
-                <w:sz w:val="19"/>
+                <w:sz w:val="18"/>
               </w:rPr>
-              <w:t>Plan de condición física y caminatas en Boston Common</w:t>
+              <w:t>Plan de condición física: punto de partida y meta</w:t>
             </w:r>
           </w:p>
         </w:tc>
@@ -1080,9 +957,9 @@
                 <w:rFonts w:ascii="Arial" w:hAnsi="Arial"/>
                 <w:b w:val="0"/>
                 <w:i w:val="0"/>
-                <w:sz w:val="19"/>
+                <w:sz w:val="18"/>
               </w:rPr>
-              <w:t>Mi punto de partida y mi meta, 6 de nov</w:t>
+              <w:t>Mi punto de partida y mi meta</w:t>
             </w:r>
           </w:p>
         </w:tc>
@@ -1101,9 +978,9 @@
                 <w:rFonts w:ascii="Arial" w:hAnsi="Arial"/>
                 <w:b w:val="0"/>
                 <w:i w:val="0"/>
-                <w:sz w:val="19"/>
+                <w:sz w:val="18"/>
               </w:rPr>
-              <w:t>Nov a dic</w:t>
+              <w:t>9 a 12</w:t>
             </w:r>
           </w:p>
         </w:tc>
@@ -1120,9 +997,9 @@
                 <w:rFonts w:ascii="Arial" w:hAnsi="Arial"/>
                 <w:b w:val="0"/>
                 <w:i w:val="0"/>
-                <w:sz w:val="19"/>
+                <w:sz w:val="18"/>
               </w:rPr>
-              <w:t>Fútbol y futsal</w:t>
+              <w:t>Fuerza y potencia</w:t>
             </w:r>
           </w:p>
         </w:tc>
@@ -1134,6 +1011,15 @@
             <w:pPr>
               <w:spacing w:after="40"/>
             </w:pPr>
+            <w:r>
+              <w:rPr>
+                <w:rFonts w:ascii="Arial" w:hAnsi="Arial"/>
+                <w:b w:val="0"/>
+                <w:i w:val="0"/>
+                <w:sz w:val="18"/>
+              </w:rPr>
+              <w:t>Mi programa de entrenamiento</w:t>
+            </w:r>
           </w:p>
         </w:tc>
       </w:tr>
@@ -1152,9 +1038,9 @@
                 <w:rFonts w:ascii="Arial" w:hAnsi="Arial"/>
                 <w:b w:val="0"/>
                 <w:i w:val="0"/>
-                <w:sz w:val="19"/>
+                <w:sz w:val="18"/>
               </w:rPr>
-              <w:t>Dic a ene</w:t>
+              <w:t>13 a 15</w:t>
             </w:r>
           </w:p>
         </w:tc>
@@ -1172,233 +1058,9 @@
                 <w:rFonts w:ascii="Arial" w:hAnsi="Arial"/>
                 <w:b w:val="0"/>
                 <w:i w:val="0"/>
-                <w:sz w:val="19"/>
+                <w:sz w:val="18"/>
               </w:rPr>
-              <w:t>Fuerza y potencia</w:t>
-            </w:r>
-          </w:p>
-        </w:tc>
-        <w:tc>
-          <w:tcPr>
-            <w:tcW w:type="dxa" w:w="3456"/>
-            <w:shd w:val="clear" w:fill="E8F5E9"/>
-          </w:tcPr>
-          <w:p>
-            <w:pPr>
-              <w:spacing w:after="40"/>
-            </w:pPr>
-            <w:r>
-              <w:rPr>
-                <w:rFonts w:ascii="Arial" w:hAnsi="Arial"/>
-                <w:b w:val="0"/>
-                <w:i w:val="0"/>
-                <w:sz w:val="19"/>
-              </w:rPr>
-              <w:t>Mi programa de entrenamiento de 4 semanas, 22 de ene</w:t>
-            </w:r>
-          </w:p>
-        </w:tc>
-      </w:tr>
-      <w:tr>
-        <w:tc>
-          <w:tcPr>
-            <w:tcW w:type="dxa" w:w="1584"/>
-          </w:tcPr>
-          <w:p>
-            <w:pPr>
-              <w:spacing w:after="40"/>
-            </w:pPr>
-            <w:r>
-              <w:rPr>
-                <w:rFonts w:ascii="Arial" w:hAnsi="Arial"/>
-                <w:b w:val="0"/>
-                <w:i w:val="0"/>
-                <w:sz w:val="19"/>
-              </w:rPr>
-              <w:t>Ene a feb</w:t>
-            </w:r>
-          </w:p>
-        </w:tc>
-        <w:tc>
-          <w:tcPr>
-            <w:tcW w:type="dxa" w:w="4320"/>
-          </w:tcPr>
-          <w:p>
-            <w:pPr>
-              <w:spacing w:after="40"/>
-            </w:pPr>
-            <w:r>
-              <w:rPr>
-                <w:rFonts w:ascii="Arial" w:hAnsi="Arial"/>
-                <w:b w:val="0"/>
-                <w:i w:val="0"/>
-                <w:sz w:val="19"/>
-              </w:rPr>
-              <w:t>Bádminton y juegos de puntería</w:t>
-            </w:r>
-          </w:p>
-        </w:tc>
-        <w:tc>
-          <w:tcPr>
-            <w:tcW w:type="dxa" w:w="3456"/>
-          </w:tcPr>
-          <w:p>
-            <w:pPr>
-              <w:spacing w:after="40"/>
-            </w:pPr>
-          </w:p>
-        </w:tc>
-      </w:tr>
-      <w:tr>
-        <w:tc>
-          <w:tcPr>
-            <w:tcW w:type="dxa" w:w="1584"/>
-            <w:shd w:val="clear" w:fill="E8F5E9"/>
-          </w:tcPr>
-          <w:p>
-            <w:pPr>
-              <w:spacing w:after="40"/>
-            </w:pPr>
-            <w:r>
-              <w:rPr>
-                <w:rFonts w:ascii="Arial" w:hAnsi="Arial"/>
-                <w:b w:val="0"/>
-                <w:i w:val="0"/>
-                <w:sz w:val="19"/>
-              </w:rPr>
-              <w:t>Mar a abr</w:t>
-            </w:r>
-          </w:p>
-        </w:tc>
-        <w:tc>
-          <w:tcPr>
-            <w:tcW w:type="dxa" w:w="4320"/>
-            <w:shd w:val="clear" w:fill="E8F5E9"/>
-          </w:tcPr>
-          <w:p>
-            <w:pPr>
-              <w:spacing w:after="40"/>
-            </w:pPr>
-            <w:r>
-              <w:rPr>
-                <w:rFonts w:ascii="Arial" w:hAnsi="Arial"/>
-                <w:b w:val="0"/>
-                <w:i w:val="0"/>
-                <w:sz w:val="19"/>
-              </w:rPr>
-              <w:t>Yoga, movilidad y atención plena</w:t>
-            </w:r>
-          </w:p>
-        </w:tc>
-        <w:tc>
-          <w:tcPr>
-            <w:tcW w:type="dxa" w:w="3456"/>
-            <w:shd w:val="clear" w:fill="E8F5E9"/>
-          </w:tcPr>
-          <w:p>
-            <w:pPr>
-              <w:spacing w:after="40"/>
-            </w:pPr>
-            <w:r>
-              <w:rPr>
-                <w:rFonts w:ascii="Arial" w:hAnsi="Arial"/>
-                <w:b w:val="0"/>
-                <w:i w:val="0"/>
-                <w:sz w:val="19"/>
-              </w:rPr>
-              <w:t>Mi caja de herramientas contra el estrés, 2 de abr</w:t>
-            </w:r>
-          </w:p>
-        </w:tc>
-      </w:tr>
-      <w:tr>
-        <w:tc>
-          <w:tcPr>
-            <w:tcW w:type="dxa" w:w="1584"/>
-          </w:tcPr>
-          <w:p>
-            <w:pPr>
-              <w:spacing w:after="40"/>
-            </w:pPr>
-            <w:r>
-              <w:rPr>
-                <w:rFonts w:ascii="Arial" w:hAnsi="Arial"/>
-                <w:b w:val="0"/>
-                <w:i w:val="0"/>
-                <w:sz w:val="19"/>
-              </w:rPr>
-              <w:t>Abr</w:t>
-            </w:r>
-          </w:p>
-        </w:tc>
-        <w:tc>
-          <w:tcPr>
-            <w:tcW w:type="dxa" w:w="4320"/>
-          </w:tcPr>
-          <w:p>
-            <w:pPr>
-              <w:spacing w:after="40"/>
-            </w:pPr>
-            <w:r>
-              <w:rPr>
-                <w:rFonts w:ascii="Arial" w:hAnsi="Arial"/>
-                <w:b w:val="0"/>
-                <w:i w:val="0"/>
-                <w:sz w:val="19"/>
-              </w:rPr>
-              <w:t>Baile y movimiento creativo</w:t>
-            </w:r>
-          </w:p>
-        </w:tc>
-        <w:tc>
-          <w:tcPr>
-            <w:tcW w:type="dxa" w:w="3456"/>
-          </w:tcPr>
-          <w:p>
-            <w:pPr>
-              <w:spacing w:after="40"/>
-            </w:pPr>
-          </w:p>
-        </w:tc>
-      </w:tr>
-      <w:tr>
-        <w:tc>
-          <w:tcPr>
-            <w:tcW w:type="dxa" w:w="1584"/>
-            <w:shd w:val="clear" w:fill="E8F5E9"/>
-          </w:tcPr>
-          <w:p>
-            <w:pPr>
-              <w:spacing w:after="40"/>
-            </w:pPr>
-            <w:r>
-              <w:rPr>
-                <w:rFonts w:ascii="Arial" w:hAnsi="Arial"/>
-                <w:b w:val="0"/>
-                <w:i w:val="0"/>
-                <w:sz w:val="19"/>
-              </w:rPr>
-              <w:t>Mayo</w:t>
-            </w:r>
-          </w:p>
-        </w:tc>
-        <w:tc>
-          <w:tcPr>
-            <w:tcW w:type="dxa" w:w="4320"/>
-            <w:shd w:val="clear" w:fill="E8F5E9"/>
-          </w:tcPr>
-          <w:p>
-            <w:pPr>
-              <w:spacing w:after="40"/>
-            </w:pPr>
-            <w:r>
-              <w:rPr>
-                <w:rFonts w:ascii="Arial" w:hAnsi="Arial"/>
-                <w:b w:val="0"/>
-                <w:i w:val="0"/>
-                <w:sz w:val="19"/>
-              </w:rPr>
-              <w:t>Baloncesto</w:t>
+              <w:t>Juegos para toda la vida</w:t>
             </w:r>
           </w:p>
         </w:tc>
@@ -1428,9 +1090,9 @@
                 <w:rFonts w:ascii="Arial" w:hAnsi="Arial"/>
                 <w:b w:val="0"/>
                 <w:i w:val="0"/>
-                <w:sz w:val="19"/>
+                <w:sz w:val="18"/>
               </w:rPr>
-              <w:t>Junio</w:t>
+              <w:t>16 a 17</w:t>
             </w:r>
           </w:p>
         </w:tc>
@@ -1447,9 +1109,9 @@
                 <w:rFonts w:ascii="Arial" w:hAnsi="Arial"/>
                 <w:b w:val="0"/>
                 <w:i w:val="0"/>
-                <w:sz w:val="19"/>
+                <w:sz w:val="18"/>
               </w:rPr>
-              <w:t>Elección del estudiante y proyecto final</w:t>
+              <w:t>Estrés y recuperación: yoga, respiración, sueño</w:t>
             </w:r>
           </w:p>
         </w:tc>
@@ -1466,9 +1128,71 @@
                 <w:rFonts w:ascii="Arial" w:hAnsi="Arial"/>
                 <w:b w:val="0"/>
                 <w:i w:val="0"/>
-                <w:sz w:val="19"/>
+                <w:sz w:val="18"/>
               </w:rPr>
-              <w:t>Mi plan de actividad para toda la vida, 18 de junio</w:t>
+              <w:t>Mi caja de herramientas contra el estrés</w:t>
+            </w:r>
+          </w:p>
+        </w:tc>
+      </w:tr>
+      <w:tr>
+        <w:tc>
+          <w:tcPr>
+            <w:tcW w:type="dxa" w:w="1584"/>
+            <w:shd w:val="clear" w:fill="E8F5E9"/>
+          </w:tcPr>
+          <w:p>
+            <w:pPr>
+              <w:spacing w:after="40"/>
+            </w:pPr>
+            <w:r>
+              <w:rPr>
+                <w:rFonts w:ascii="Arial" w:hAnsi="Arial"/>
+                <w:b w:val="0"/>
+                <w:i w:val="0"/>
+                <w:sz w:val="18"/>
+              </w:rPr>
+              <w:t>18</w:t>
+            </w:r>
+          </w:p>
+        </w:tc>
+        <w:tc>
+          <w:tcPr>
+            <w:tcW w:type="dxa" w:w="4320"/>
+            <w:shd w:val="clear" w:fill="E8F5E9"/>
+          </w:tcPr>
+          <w:p>
+            <w:pPr>
+              <w:spacing w:after="40"/>
+            </w:pPr>
+            <w:r>
+              <w:rPr>
+                <w:rFonts w:ascii="Arial" w:hAnsi="Arial"/>
+                <w:b w:val="0"/>
+                <w:i w:val="0"/>
+                <w:sz w:val="18"/>
+              </w:rPr>
+              <w:t>Proyecto final: repetir las pruebas y comparar</w:t>
+            </w:r>
+          </w:p>
+        </w:tc>
+        <w:tc>
+          <w:tcPr>
+            <w:tcW w:type="dxa" w:w="3456"/>
+            <w:shd w:val="clear" w:fill="E8F5E9"/>
+          </w:tcPr>
+          <w:p>
+            <w:pPr>
+              <w:spacing w:after="40"/>
+            </w:pPr>
+            <w:r>
+              <w:rPr>
+                <w:rFonts w:ascii="Arial" w:hAnsi="Arial"/>
+                <w:b w:val="0"/>
+                <w:i w:val="0"/>
+                <w:sz w:val="18"/>
+              </w:rPr>
+              <w:t>Mi plan de actividad para toda la vida</w:t>
             </w:r>
           </w:p>
         </w:tc>
@@ -1500,7 +1224,7 @@
           <w:b w:val="0"/>
           <w:i w:val="0"/>
         </w:rPr>
-        <w:t xml:space="preserve">Cuatro partes, cada una con una evidencia por unidad: </w:t>
+        <w:t xml:space="preserve">Cuatro partes: </w:t>
       </w:r>
       <w:r>
         <w:rPr>
@@ -1532,7 +1256,7 @@
           <w:b w:val="0"/>
           <w:i w:val="0"/>
         </w:rPr>
-        <w:t xml:space="preserve">, </w:t>
+        <w:t xml:space="preserve"> (trabajo en la Estación de Salud), </w:t>
       </w:r>
       <w:r>
         <w:rPr>
@@ -1564,7 +1288,7 @@
           <w:b w:val="0"/>
           <w:i w:val="0"/>
         </w:rPr>
-        <w:t>. Las notas van de 1 a 4. Cualquier 1 o 2 se puede repetir después de practicar, y la nueva nota reemplaza la anterior. Llegar tarde, la ropa y el comportamiento se manejan por separado y no bajan la calificación.</w:t>
+        <w:t>. Las notas van de 1 a 4. La meta de condición física se califica por planificar y registrar el progreso, no por cuánto mejora el estudiante. Cualquier 1 o 2 se puede repetir después de practicar, y la nueva nota reemplaza la anterior. Llegar tarde, la ropa y el comportamiento no bajan la calificación.</w:t>
       </w:r>
     </w:p>
     <w:p>
@@ -1582,7 +1306,7 @@
           <w:b w:val="0"/>
           <w:i w:val="0"/>
         </w:rPr>
-        <w:t>Zapatillas con cordones, ropa cómoda para moverse, botella de agua. Algunas unidades son al aire libre con frío: traer capas. No se come en el gimnasio ni en la sala de pesas. Los teléfonos se guardan, excepto para música en la bicicleta.</w:t>
+        <w:t>Zapatillas con cordones, ropa cómoda para moverse, botella de agua y una capa para los días fríos afuera. Nos quedamos en el terreno de la escuela; cualquier caminata por el barrio necesita primero un permiso firmado. No se come en el gimnasio ni en la sala de pesas.</w:t>
       </w:r>
     </w:p>
     <w:p>
@@ -1600,7 +1324,7 @@
           <w:b w:val="0"/>
           <w:i w:val="0"/>
         </w:rPr>
-        <w:t>Avísenme antes de empezar la clase. Una nota de la enfermera o del médico cubre períodos más largos. Los estudiantes que no pueden moverse ese día igual aprenden: pueden dirigir, anotar el marcador, hacer la lección en la computadora o escribir la reflexión.</w:t>
+        <w:t>Avísenme antes de empezar la clase. Una nota de la enfermera o del médico cubre períodos más largos. Los estudiantes que no pueden moverse ese día igual aprenden: dirigen, anotan el marcador, trabajan en la Estación de Salud o escriben la reflexión.</w:t>
       </w:r>
     </w:p>
     <w:p>
@@ -1618,25 +1342,7 @@
           <w:b w:val="0"/>
           <w:i w:val="0"/>
         </w:rPr>
-        <w:t>Como la clase es una vez por semana, una falta es una semana completa. El trabajo de recuperación está en Google Classroom, y la evaluación de destrezas se puede repetir la próxima vez que nos veamos. Escríbanme cuando quieran, o vengan en horas de oficina los martes de 8:00 a 8:30 AM, antes de clases.</w:t>
-      </w:r>
-    </w:p>
-    <w:p>
-      <w:pPr>
-        <w:pStyle w:val="Heading1"/>
-      </w:pPr>
-      <w:r>
-        <w:t>Preguntas</w:t>
-      </w:r>
-    </w:p>
-    <w:p>
-      <w:r>
-        <w:rPr>
-          <w:rFonts w:ascii="Arial" w:hAnsi="Arial"/>
-          <w:b w:val="0"/>
-          <w:i w:val="0"/>
-        </w:rPr>
-        <w:t>Escríbanme a zacharyjenglish@gmail.com. Respondo dentro de un día escolar.</w:t>
+        <w:t>Como la clase es una vez por semana, una falta es una semana completa. El trabajo de recuperación está en Google Classroom. Una evaluación de destrezas que se perdió se puede repetir al comienzo de la próxima clase o en horas de oficina: los martes de 8:00 a 8:30 AM, antes de clases. ¿Preguntas? Escríbanme en cualquier idioma. Respondo dentro de un día escolar.</w:t>
       </w:r>
     </w:p>
     <w:sectPr>
